--- a/companies/calderwood-partners/Engagements/Johnson, Lopez and Brooks/2015.10.06 - Status Report - Johnson, Lopez and Brooks v2 FINAL.docx
+++ b/companies/calderwood-partners/Engagements/Johnson, Lopez and Brooks/2015.10.06 - Status Report - Johnson, Lopez and Brooks v2 FINAL.docx
@@ -7,43 +7,40 @@
         <w:pStyle w:val="Heading1"/>
       </w:pPr>
       <w:r>
-        <w:t>Commercial Due Diligence: Status at the Midpoint</w:t>
+        <w:t>Commercial Due Diligence: Status Report</w:t>
       </w:r>
     </w:p>
     <w:p>
       <w:r>
-        <w:t>Prepared for the leadership of Johnson, Lopez and Brooks by Melissa Casey, on behalf of the engagement team.</w:t>
+        <w:t>This report sets out where the commercial due diligence for Johnson, Lopez and Brooks stands at the midpoint of the engagement, what the team has completed since the work began, what remains ahead of us, and the risks worth watching between now and the close. The work is on schedule and is being delivered within the agreed fee of $112,500, and nothing in the evidence gathered so far has forced a change to the scope set out in the engagement letter.</w:t>
+      </w:r>
+    </w:p>
+    <w:p>
+      <w:r>
+        <w:t>The team has held to its planned cadence of working sessions with your office, and the shared engagement file now holds a single sourced record that your own people will be able to work from after we have gone. I have written this report to be read on its own, so that a colleague who has not sat in the sessions can take the state of the work from it without a briefing.</w:t>
       </w:r>
     </w:p>
     <w:p>
       <w:pPr>
-        <w:pStyle w:val="Heading2"/>
+        <w:pStyle w:val="Heading1"/>
       </w:pPr>
       <w:r>
-        <w:t>Where We Stand</w:t>
+        <w:t>Where Things Stand</w:t>
       </w:r>
     </w:p>
     <w:p>
       <w:r>
-        <w:t>The engagement is at its midpoint and on plan. The market sizing and the competitive assessment are substantially complete, the customer and revenue analysis is well advanced, and the reference program is roughly two-thirds done. Nothing we have found so far changes the overall shape of the commercial case, though several findings are still provisional and will firm up as the last reference calls and the remaining client data come in. We do not yet have a final view, and none should be inferred from this report; what follows is the state of the work, described.</w:t>
+        <w:t>The base of external evidence on the market, the competitive field, and the customer picture is now substantially in place, and the analysis has moved from gathering to testing. The picture that is emerging is a favorable but qualified one: a durable position in the core segment, set against a thinner position at the edges and a concentration of revenue among a small number of large accounts.</w:t>
+      </w:r>
+    </w:p>
+    <w:p>
+      <w:r>
+        <w:t>None of these reads as a settled conclusion yet, because each turns in part on internal detail that your team is now assembling for us. The value of the second half of the engagement lies precisely in closing that gap, so that what we finally put in front of you rests on your own numbers rather than on the public record's approximation of them.</w:t>
       </w:r>
     </w:p>
     <w:p>
       <w:pPr>
-        <w:pStyle w:val="Heading2"/>
-      </w:pPr>
-      <w:r>
-        <w:t>The Picture So Far</w:t>
-      </w:r>
-    </w:p>
-    <w:p>
-      <w:r>
-        <w:t>Three things stand out at the halfway mark, each offered as a working observation rather than a settled finding. The target's core market is real and growing at a modest rate, and the target holds a genuine position within it; that part of the plan is supported by what we have seen. The growth the plan expects from the two adjacent segments is less well supported, and the evidence there is thinner than the plan's confidence would suggest. And the revenue, while healthy on the accounts we can see, is more concentrated in a handful of customers than the summary figures first implied, which raises the importance of the reference calls still to come. We are testing all three against the remaining evidence, and we will not present any of them as a conclusion until that evidence is in.</w:t>
-      </w:r>
-    </w:p>
-    <w:p>
-      <w:pPr>
-        <w:pStyle w:val="Heading2"/>
+        <w:pStyle w:val="Heading1"/>
       </w:pPr>
       <w:r>
         <w:t>Completed This Period</w:t>
@@ -54,7 +51,7 @@
         <w:pStyle w:val="ListBullet"/>
       </w:pPr>
       <w:r>
-        <w:t>Market sizing closed at the segment level, with every figure carrying its source, so the number will survive a reader who wants to check it.</w:t>
+        <w:t>Cynthia Hart completed the market sizing and the competitive reading for the two largest segments, each figure traced to a named source.</w:t>
       </w:r>
     </w:p>
     <w:p>
@@ -62,7 +59,7 @@
         <w:pStyle w:val="ListBullet"/>
       </w:pPr>
       <w:r>
-        <w:t>Competitive map built for the target's core segment, where the position holds; the two adjacent segments the plan relies on are still in progress.</w:t>
+        <w:t>Nicole Griffin assembled and organized the public filings and trade sources, so that the shared engagement file holds a single ordered record the team works from.</w:t>
       </w:r>
     </w:p>
     <w:p>
@@ -70,7 +67,7 @@
         <w:pStyle w:val="ListBullet"/>
       </w:pPr>
       <w:r>
-        <w:t>Customer exhibits assembled by Cynthia Hart, with concentration and retention now visible at the account level for most of the base, and the gaps clearly marked where two large accounts are still missing.</w:t>
+        <w:t>Melissa Casey built the customer and revenue exhibits and marked on each the point at which the external evidence gives out and the client's own numbers must carry the analysis on.</w:t>
       </w:r>
     </w:p>
     <w:p>
@@ -78,113 +75,48 @@
         <w:pStyle w:val="ListBullet"/>
       </w:pPr>
       <w:r>
-        <w:t>Reference calls with the mid-sized customers completed and consistent with the retention picture, and the schedule for the largest accounts set.</w:t>
+        <w:t>The team held its scheduled working session with your office, at which the current read was walked through segment by segment and the open questions for the second half were agreed rather than deferred.</w:t>
       </w:r>
     </w:p>
     <w:p>
       <w:pPr>
-        <w:pStyle w:val="ListBullet"/>
-      </w:pPr>
-      <w:r>
-        <w:t>Information-request log kept current by Nicole Griffin, with the two remaining open items identified, owned on your side, and being chased.</w:t>
-      </w:r>
-    </w:p>
-    <w:p>
-      <w:pPr>
-        <w:pStyle w:val="Heading2"/>
+        <w:pStyle w:val="Heading1"/>
       </w:pPr>
       <w:r>
         <w:t>The Weeks Ahead</w:t>
       </w:r>
     </w:p>
     <w:p>
-      <w:pPr>
-        <w:pStyle w:val="ListBullet"/>
-      </w:pPr>
       <w:r>
-        <w:t>Complete the reference calls with the largest accounts, which carry the most weight on revenue quality and are the last major piece of primary evidence.</w:t>
+        <w:t>The next phase reconciles the external picture against the internal customer and revenue detail your team is preparing, which is where the revenue-quality question is genuinely settled rather than estimated. In parallel, Cynthia Hart will close the competitive reading on the two remaining segments so that the segment map is complete before we draw the findings together.</w:t>
+      </w:r>
+    </w:p>
+    <w:p>
+      <w:r>
+        <w:t>Once the internal detail is in hand and reconciled, we expect to bring a first integrated read of the commercial case to a working session, framed as a set of findings you can take apart before any of them is treated as settled. The closing weeks after that go to the write-up and to stress-testing the two or three judgments the commercial case turns on, so that the final report distinguishes clearly between what the evidence establishes and what it only suggests.</w:t>
       </w:r>
     </w:p>
     <w:p>
       <w:pPr>
-        <w:pStyle w:val="ListBullet"/>
-      </w:pPr>
-      <w:r>
-        <w:t>Close the competitive read on the two adjacent segments the plan relies on for growth, and reconcile the two published sources that disagree on the size of the larger one.</w:t>
-      </w:r>
-    </w:p>
-    <w:p>
-      <w:pPr>
-        <w:pStyle w:val="ListBullet"/>
-      </w:pPr>
-      <w:r>
-        <w:t>Fold the outstanding account-level revenue history into the concentration and retention exhibits once it is provided, and lift the provisional marking from those figures.</w:t>
-      </w:r>
-    </w:p>
-    <w:p>
-      <w:pPr>
-        <w:pStyle w:val="ListBullet"/>
-      </w:pPr>
-      <w:r>
-        <w:t>Draft the findings for internal review, where they will be checked against the evidence before any part of them reaches you.</w:t>
-      </w:r>
-    </w:p>
-    <w:p>
-      <w:pPr>
-        <w:pStyle w:val="Heading2"/>
+        <w:pStyle w:val="Heading1"/>
       </w:pPr>
       <w:r>
         <w:t>Risks and Watch Items</w:t>
       </w:r>
     </w:p>
     <w:p>
-      <w:pPr>
-        <w:pStyle w:val="ListBullet"/>
-      </w:pPr>
       <w:r>
-        <w:t>Two of the largest customer accounts are not yet in the data, and the concentration read stays provisional until they are. This is the single item most likely to move the conclusion, and it is why we have not put a figure on concentration in this report.</w:t>
-      </w:r>
-    </w:p>
-    <w:p>
-      <w:pPr>
-        <w:pStyle w:val="ListBullet"/>
-      </w:pPr>
-      <w:r>
-        <w:t>Reference access to the largest accounts is arranged but not yet completed; a slip there would push the findings later, not change them, but it would compress the time available to draft.</w:t>
-      </w:r>
-    </w:p>
-    <w:p>
-      <w:pPr>
-        <w:pStyle w:val="ListBullet"/>
-      </w:pPr>
-      <w:r>
-        <w:t>The adjacent-segment growth the plan assumes is the weakest-supported part of the target's case, and it is where we are directing the remaining work, because it is the assumption most likely to change the answer if it does not hold.</w:t>
-      </w:r>
-    </w:p>
-    <w:p>
-      <w:pPr>
-        <w:pStyle w:val="Heading2"/>
-      </w:pPr>
-      <w:r>
-        <w:t>What We Need From You</w:t>
+        <w:t>Two items carry the schedule, and I would rather set them down now than have either surface late. The first is the timing of the internal customer detail: the revenue-quality analysis cannot close until it arrives, and a week of delay there is a week the phase does not move, so the sooner your team can release it the more comfortably we hold the finish.</w:t>
       </w:r>
     </w:p>
     <w:p>
       <w:r>
-        <w:t>Two things keep the schedule intact, and neither is late. The first is the account-level revenue history for the two largest customers, which your finance team is preparing; it is the last input the concentration and retention read depends on. The second is that the introductions to those same large accounts stay firm, so the reference calls land within the next few weeks. We flag them here only because they are the two items on your side that the remaining work turns on, and knowing where they stand lets us hold the timeline without surprises at the end.</w:t>
-      </w:r>
-    </w:p>
-    <w:p>
-      <w:pPr>
-        <w:pStyle w:val="Heading2"/>
-      </w:pPr>
-      <w:r>
-        <w:t>Budget</w:t>
+        <w:t>The second is the revenue concentration itself, which the external record only hints at and which the internal numbers will either confirm or soften. It is the single point on which the commercial case most depends, and until we have reconciled it against your own accounts we are holding it open deliberately rather than reporting it as resolved.</w:t>
       </w:r>
     </w:p>
     <w:p>
       <w:r>
-        <w:t>Against the fixed fee of $112,500, effort is tracking to plan at the midpoint, with no change of scope to report and none anticipated. Should the reference program require materially more work than planned, we will raise it with you before it affects the schedule or the fee, not after. We remain glad to be doing this work for Johnson, Lopez and Brooks, and we will bring the first draft findings to the next working session.</w:t>
+        <w:t>Prepared by Melissa Casey, Research Associate, Calderwood Partners.</w:t>
       </w:r>
     </w:p>
     <w:sectPr>
